--- a/crates/unluminous-word/tests/fixtures/long.docx
+++ b/crates/unluminous-word/tests/fixtures/long.docx
@@ -1016,10 +1016,47 @@
 <file path=word/numbering.xml><?xml version="1.0" encoding="utf-8"?>
 <w:numbering xmlns:wpc="http://schemas.microsoft.com/office/word/2010/wordprocessingCanvas" xmlns:cx="http://schemas.microsoft.com/office/drawing/2014/chartex" xmlns:cx1="http://schemas.microsoft.com/office/drawing/2015/9/8/chartex" xmlns:cx2="http://schemas.microsoft.com/office/drawing/2015/10/21/chartex" xmlns:cx3="http://schemas.microsoft.com/office/drawing/2016/5/9/chartex" xmlns:cx4="http://schemas.microsoft.com/office/drawing/2016/5/10/chartex" xmlns:cx5="http://schemas.microsoft.com/office/drawing/2016/5/11/chartex" xmlns:cx6="http://schemas.microsoft.com/office/drawing/2016/5/12/chartex" xmlns:cx7="http://schemas.microsoft.com/office/drawing/2016/5/13/chartex" xmlns:cx8="http://schemas.microsoft.com/office/drawing/2016/5/14/chartex" xmlns:mc="http://schemas.openxmlformats.org/markup-compatibility/2006" xmlns:aink="http://schemas.microsoft.com/office/drawing/2016/ink" xmlns:am3d="http://schemas.microsoft.com/office/drawing/2017/model3d" xmlns:o="urn:schemas-microsoft-com:office:office" xmlns:oel="http://schemas.microsoft.com/office/2019/extlst" xmlns:r="http://schemas.openxmlformats.org/officeDocument/2006/relationships" xmlns:m="http://schemas.openxmlformats.org/officeDocument/2006/math" xmlns:v="urn:schemas-microsoft-com:vml" xmlns:wp14="http://schemas.microsoft.com/office/word/2010/wordprocessingDrawing" xmlns:wp="http://schemas.openxmlformats.org/drawingml/2006/wordprocessingDrawing" xmlns:w10="urn:schemas-microsoft-com:office:word" xmlns:w="http://schemas.openxmlformats.org/wordprocessingml/2006/main" xmlns:w14="http://schemas.microsoft.com/office/word/2010/wordml" xmlns:w15="http://schemas.microsoft.com/office/word/2012/wordml" xmlns:w16cex="http://schemas.microsoft.com/office/word/2018/wordml/cex" xmlns:w16cid="http://schemas.microsoft.com/office/word/2016/wordml/cid" xmlns:w16="http://schemas.microsoft.com/office/word/2018/wordml" xmlns:w16du="http://schemas.microsoft.com/office/word/2023/wordml/word16du" xmlns:w16sdtdh="http://schemas.microsoft.com/office/word/2020/wordml/sdtdatahash" xmlns:w16sdtfl="http://schemas.microsoft.com/office/word/2024/wordml/sdtformatlock" xmlns:w16se="http://schemas.microsoft.com/office/word/2015/wordml/symex" xmlns:wpg="http://schemas.microsoft.com/office/word/2010/wordprocessingGroup" xmlns:wpi="http://schemas.microsoft.com/office/word/2010/wordprocessingInk" xmlns:wne="http://schemas.microsoft.com/office/word/2006/wordml" xmlns:wps="http://schemas.microsoft.com/office/word/2010/wordprocessingShape" mc:Ignorable="w14 w15 w16se w16cid w16 w16cex w16sdtdh w16sdtfl w16du wp14">
   <w:abstractNum w:abstractNumId="0" w15:restartNumberingAfterBreak="0">
-    <w:nsid w:val="150F13CB"/>
+    <w:nsid w:val="2C5C1118"/>
+    <w:multiLevelType w:val="singleLevel"/>
+    <w:tmpl w:val="546AFB46"/>
+    <w:lvl w:ilvl="0">
+      <w:start w:val="1"/>
+      <w:numFmt w:val="bullet"/>
+      <w:lvlText w:val=""/>
+      <w:lvlJc w:val="left"/>
+      <w:pPr>
+        <w:tabs>
+          <w:tab w:val="num" w:pos="720"/>
+        </w:tabs>
+        <w:ind w:left="720" w:hanging="360"/>
+      </w:pPr>
+      <w:rPr>
+        <w:rFonts w:ascii="Symbol" w:hAnsi="Symbol" w:hint="default"/>
+      </w:rPr>
+    </w:lvl>
+  </w:abstractNum>
+  <w:abstractNum w:abstractNumId="1" w15:restartNumberingAfterBreak="0">
+    <w:nsid w:val="3D1D40A5"/>
+    <w:multiLevelType w:val="singleLevel"/>
+    <w:tmpl w:val="7D943218"/>
+    <w:lvl w:ilvl="0">
+      <w:start w:val="1"/>
+      <w:numFmt w:val="decimal"/>
+      <w:lvlText w:val="%1."/>
+      <w:lvlJc w:val="left"/>
+      <w:pPr>
+        <w:tabs>
+          <w:tab w:val="num" w:pos="720"/>
+        </w:tabs>
+        <w:ind w:left="720" w:hanging="360"/>
+      </w:pPr>
+    </w:lvl>
+  </w:abstractNum>
+  <w:abstractNum w:abstractNumId="2" w15:restartNumberingAfterBreak="0">
+    <w:nsid w:val="401A6FA1"/>
     <w:multiLevelType w:val="hybridMultilevel"/>
-    <w:tmpl w:val="2E1401CE"/>
-    <w:lvl w:ilvl="0" w:tplc="F3F6A848">
+    <w:tmpl w:val="96EC42BC"/>
+    <w:lvl w:ilvl="0" w:tplc="7D943218">
       <w:start w:val="1"/>
       <w:numFmt w:val="decimal"/>
       <w:lvlText w:val="%1."/>
@@ -1104,11 +1141,11 @@
       </w:pPr>
     </w:lvl>
   </w:abstractNum>
-  <w:abstractNum w:abstractNumId="1" w15:restartNumberingAfterBreak="0">
-    <w:nsid w:val="1BE00D27"/>
+  <w:abstractNum w:abstractNumId="3" w15:restartNumberingAfterBreak="0">
+    <w:nsid w:val="462364ED"/>
     <w:multiLevelType w:val="hybridMultilevel"/>
-    <w:tmpl w:val="A5763ABA"/>
-    <w:lvl w:ilvl="0" w:tplc="28EA12BA">
+    <w:tmpl w:val="2D6AA7EA"/>
+    <w:lvl w:ilvl="0" w:tplc="546AFB46">
       <w:start w:val="1"/>
       <w:numFmt w:val="bullet"/>
       <w:lvlText w:val=""/>
@@ -1220,54 +1257,17 @@
       </w:rPr>
     </w:lvl>
   </w:abstractNum>
-  <w:abstractNum w:abstractNumId="2" w15:restartNumberingAfterBreak="0">
-    <w:nsid w:val="44220C12"/>
-    <w:multiLevelType w:val="singleLevel"/>
-    <w:tmpl w:val="28EA12BA"/>
-    <w:lvl w:ilvl="0">
-      <w:start w:val="1"/>
-      <w:numFmt w:val="bullet"/>
-      <w:lvlText w:val=""/>
-      <w:lvlJc w:val="left"/>
-      <w:pPr>
-        <w:tabs>
-          <w:tab w:val="num" w:pos="720"/>
-        </w:tabs>
-        <w:ind w:left="720" w:hanging="360"/>
-      </w:pPr>
-      <w:rPr>
-        <w:rFonts w:ascii="Symbol" w:hAnsi="Symbol" w:hint="default"/>
-      </w:rPr>
-    </w:lvl>
-  </w:abstractNum>
-  <w:abstractNum w:abstractNumId="3" w15:restartNumberingAfterBreak="0">
-    <w:nsid w:val="6A9B1760"/>
-    <w:multiLevelType w:val="singleLevel"/>
-    <w:tmpl w:val="F3F6A848"/>
-    <w:lvl w:ilvl="0">
-      <w:start w:val="1"/>
-      <w:numFmt w:val="decimal"/>
-      <w:lvlText w:val="%1."/>
-      <w:lvlJc w:val="left"/>
-      <w:pPr>
-        <w:tabs>
-          <w:tab w:val="num" w:pos="720"/>
-        </w:tabs>
-        <w:ind w:left="720" w:hanging="360"/>
-      </w:pPr>
-    </w:lvl>
-  </w:abstractNum>
-  <w:num w:numId="1" w16cid:durableId="811678300">
-    <w:abstractNumId w:val="2"/>
+  <w:num w:numId="1" w16cid:durableId="1713337904">
+    <w:abstractNumId w:val="0"/>
   </w:num>
-  <w:num w:numId="2" w16cid:durableId="986544877">
+  <w:num w:numId="2" w16cid:durableId="1938713572">
+    <w:abstractNumId w:val="3"/>
+  </w:num>
+  <w:num w:numId="3" w16cid:durableId="957684331">
     <w:abstractNumId w:val="1"/>
   </w:num>
-  <w:num w:numId="3" w16cid:durableId="907570619">
-    <w:abstractNumId w:val="3"/>
-  </w:num>
-  <w:num w:numId="4" w16cid:durableId="895512660">
-    <w:abstractNumId w:val="0"/>
+  <w:num w:numId="4" w16cid:durableId="1959291058">
+    <w:abstractNumId w:val="2"/>
   </w:num>
 </w:numbering>
 </file>
@@ -1680,7 +1680,7 @@
     <w:link w:val="Heading1Char"/>
     <w:uiPriority w:val="9"/>
     <w:qFormat/>
-    <w:rsid w:val="00FF63B6"/>
+    <w:rsid w:val="00E814B1"/>
     <w:pPr>
       <w:keepNext/>
       <w:keepLines/>
@@ -1702,7 +1702,7 @@
     <w:uiPriority w:val="9"/>
     <w:unhideWhenUsed/>
     <w:qFormat/>
-    <w:rsid w:val="00FF63B6"/>
+    <w:rsid w:val="00E814B1"/>
     <w:pPr>
       <w:keepNext/>
       <w:keepLines/>
@@ -1725,7 +1725,7 @@
     <w:semiHidden/>
     <w:unhideWhenUsed/>
     <w:qFormat/>
-    <w:rsid w:val="00FF63B6"/>
+    <w:rsid w:val="00E814B1"/>
     <w:pPr>
       <w:keepNext/>
       <w:keepLines/>
@@ -1748,7 +1748,7 @@
     <w:semiHidden/>
     <w:unhideWhenUsed/>
     <w:qFormat/>
-    <w:rsid w:val="00FF63B6"/>
+    <w:rsid w:val="00E814B1"/>
     <w:pPr>
       <w:keepNext/>
       <w:keepLines/>
@@ -1771,7 +1771,7 @@
     <w:semiHidden/>
     <w:unhideWhenUsed/>
     <w:qFormat/>
-    <w:rsid w:val="00FF63B6"/>
+    <w:rsid w:val="00E814B1"/>
     <w:pPr>
       <w:keepNext/>
       <w:keepLines/>
@@ -1792,7 +1792,7 @@
     <w:semiHidden/>
     <w:unhideWhenUsed/>
     <w:qFormat/>
-    <w:rsid w:val="00FF63B6"/>
+    <w:rsid w:val="00E814B1"/>
     <w:pPr>
       <w:keepNext/>
       <w:keepLines/>
@@ -1815,7 +1815,7 @@
     <w:semiHidden/>
     <w:unhideWhenUsed/>
     <w:qFormat/>
-    <w:rsid w:val="00FF63B6"/>
+    <w:rsid w:val="00E814B1"/>
     <w:pPr>
       <w:keepNext/>
       <w:keepLines/>
@@ -1836,7 +1836,7 @@
     <w:semiHidden/>
     <w:unhideWhenUsed/>
     <w:qFormat/>
-    <w:rsid w:val="00FF63B6"/>
+    <w:rsid w:val="00E814B1"/>
     <w:pPr>
       <w:keepNext/>
       <w:keepLines/>
@@ -1859,7 +1859,7 @@
     <w:semiHidden/>
     <w:unhideWhenUsed/>
     <w:qFormat/>
-    <w:rsid w:val="00FF63B6"/>
+    <w:rsid w:val="00E814B1"/>
     <w:pPr>
       <w:keepNext/>
       <w:keepLines/>
@@ -1902,7 +1902,7 @@
     <w:basedOn w:val="DefaultParagraphFont"/>
     <w:link w:val="Heading1"/>
     <w:uiPriority w:val="9"/>
-    <w:rsid w:val="00FF63B6"/>
+    <w:rsid w:val="00E814B1"/>
     <w:rPr>
       <w:rFonts w:asciiTheme="majorHAnsi" w:eastAsiaTheme="majorEastAsia" w:hAnsiTheme="majorHAnsi" w:cstheme="majorBidi"/>
       <w:color w:val="0F4761" w:themeColor="accent1" w:themeShade="BF"/>
@@ -1915,7 +1915,7 @@
     <w:basedOn w:val="DefaultParagraphFont"/>
     <w:link w:val="Heading2"/>
     <w:uiPriority w:val="9"/>
-    <w:rsid w:val="00FF63B6"/>
+    <w:rsid w:val="00E814B1"/>
     <w:rPr>
       <w:rFonts w:asciiTheme="majorHAnsi" w:eastAsiaTheme="majorEastAsia" w:hAnsiTheme="majorHAnsi" w:cstheme="majorBidi"/>
       <w:color w:val="0F4761" w:themeColor="accent1" w:themeShade="BF"/>
@@ -1929,7 +1929,7 @@
     <w:link w:val="Heading3"/>
     <w:uiPriority w:val="9"/>
     <w:semiHidden/>
-    <w:rsid w:val="00FF63B6"/>
+    <w:rsid w:val="00E814B1"/>
     <w:rPr>
       <w:rFonts w:eastAsiaTheme="majorEastAsia" w:cstheme="majorBidi"/>
       <w:color w:val="0F4761" w:themeColor="accent1" w:themeShade="BF"/>
@@ -1943,7 +1943,7 @@
     <w:link w:val="Heading4"/>
     <w:uiPriority w:val="9"/>
     <w:semiHidden/>
-    <w:rsid w:val="00FF63B6"/>
+    <w:rsid w:val="00E814B1"/>
     <w:rPr>
       <w:rFonts w:eastAsiaTheme="majorEastAsia" w:cstheme="majorBidi"/>
       <w:i/>
@@ -1957,7 +1957,7 @@
     <w:link w:val="Heading5"/>
     <w:uiPriority w:val="9"/>
     <w:semiHidden/>
-    <w:rsid w:val="00FF63B6"/>
+    <w:rsid w:val="00E814B1"/>
     <w:rPr>
       <w:rFonts w:eastAsiaTheme="majorEastAsia" w:cstheme="majorBidi"/>
       <w:color w:val="0F4761" w:themeColor="accent1" w:themeShade="BF"/>
@@ -1969,7 +1969,7 @@
     <w:link w:val="Heading6"/>
     <w:uiPriority w:val="9"/>
     <w:semiHidden/>
-    <w:rsid w:val="00FF63B6"/>
+    <w:rsid w:val="00E814B1"/>
     <w:rPr>
       <w:rFonts w:eastAsiaTheme="majorEastAsia" w:cstheme="majorBidi"/>
       <w:i/>
@@ -1983,7 +1983,7 @@
     <w:link w:val="Heading7"/>
     <w:uiPriority w:val="9"/>
     <w:semiHidden/>
-    <w:rsid w:val="00FF63B6"/>
+    <w:rsid w:val="00E814B1"/>
     <w:rPr>
       <w:rFonts w:eastAsiaTheme="majorEastAsia" w:cstheme="majorBidi"/>
       <w:color w:val="595959" w:themeColor="text1" w:themeTint="A6"/>
@@ -1995,7 +1995,7 @@
     <w:link w:val="Heading8"/>
     <w:uiPriority w:val="9"/>
     <w:semiHidden/>
-    <w:rsid w:val="00FF63B6"/>
+    <w:rsid w:val="00E814B1"/>
     <w:rPr>
       <w:rFonts w:eastAsiaTheme="majorEastAsia" w:cstheme="majorBidi"/>
       <w:i/>
@@ -2009,7 +2009,7 @@
     <w:link w:val="Heading9"/>
     <w:uiPriority w:val="9"/>
     <w:semiHidden/>
-    <w:rsid w:val="00FF63B6"/>
+    <w:rsid w:val="00E814B1"/>
     <w:rPr>
       <w:rFonts w:eastAsiaTheme="majorEastAsia" w:cstheme="majorBidi"/>
       <w:color w:val="272727" w:themeColor="text1" w:themeTint="D8"/>
@@ -2022,7 +2022,7 @@
     <w:link w:val="TitleChar"/>
     <w:uiPriority w:val="10"/>
     <w:qFormat/>
-    <w:rsid w:val="00FF63B6"/>
+    <w:rsid w:val="00E814B1"/>
     <w:pPr>
       <w:spacing w:after="80" w:line="240" w:lineRule="auto"/>
       <w:contextualSpacing/>
@@ -2040,7 +2040,7 @@
     <w:basedOn w:val="DefaultParagraphFont"/>
     <w:link w:val="Title"/>
     <w:uiPriority w:val="10"/>
-    <w:rsid w:val="00FF63B6"/>
+    <w:rsid w:val="00E814B1"/>
     <w:rPr>
       <w:rFonts w:asciiTheme="majorHAnsi" w:eastAsiaTheme="majorEastAsia" w:hAnsiTheme="majorHAnsi" w:cstheme="majorBidi"/>
       <w:spacing w:val="-10"/>
@@ -2056,7 +2056,7 @@
     <w:link w:val="SubtitleChar"/>
     <w:uiPriority w:val="11"/>
     <w:qFormat/>
-    <w:rsid w:val="00FF63B6"/>
+    <w:rsid w:val="00E814B1"/>
     <w:pPr>
       <w:numPr>
         <w:ilvl w:val="1"/>
@@ -2075,7 +2075,7 @@
     <w:basedOn w:val="DefaultParagraphFont"/>
     <w:link w:val="Subtitle"/>
     <w:uiPriority w:val="11"/>
-    <w:rsid w:val="00FF63B6"/>
+    <w:rsid w:val="00E814B1"/>
     <w:rPr>
       <w:rFonts w:eastAsiaTheme="majorEastAsia" w:cstheme="majorBidi"/>
       <w:color w:val="595959" w:themeColor="text1" w:themeTint="A6"/>
@@ -2091,7 +2091,7 @@
     <w:link w:val="QuoteChar"/>
     <w:uiPriority w:val="29"/>
     <w:qFormat/>
-    <w:rsid w:val="00FF63B6"/>
+    <w:rsid w:val="00E814B1"/>
     <w:pPr>
       <w:spacing w:before="160"/>
       <w:jc w:val="center"/>
@@ -2107,7 +2107,7 @@
     <w:basedOn w:val="DefaultParagraphFont"/>
     <w:link w:val="Quote"/>
     <w:uiPriority w:val="29"/>
-    <w:rsid w:val="00FF63B6"/>
+    <w:rsid w:val="00E814B1"/>
     <w:rPr>
       <w:i/>
       <w:iCs/>
@@ -2119,7 +2119,7 @@
     <w:basedOn w:val="Normal"/>
     <w:uiPriority w:val="34"/>
     <w:qFormat/>
-    <w:rsid w:val="00FF63B6"/>
+    <w:rsid w:val="00E814B1"/>
     <w:pPr>
       <w:ind w:left="720"/>
       <w:contextualSpacing/>
@@ -2130,7 +2130,7 @@
     <w:basedOn w:val="DefaultParagraphFont"/>
     <w:uiPriority w:val="21"/>
     <w:qFormat/>
-    <w:rsid w:val="00FF63B6"/>
+    <w:rsid w:val="00E814B1"/>
     <w:rPr>
       <w:i/>
       <w:iCs/>
@@ -2144,7 +2144,7 @@
     <w:link w:val="IntenseQuoteChar"/>
     <w:uiPriority w:val="30"/>
     <w:qFormat/>
-    <w:rsid w:val="00FF63B6"/>
+    <w:rsid w:val="00E814B1"/>
     <w:pPr>
       <w:pBdr>
         <w:top w:val="single" w:sz="4" w:space="10" w:color="0F4761" w:themeColor="accent1" w:themeShade="BF"/>
@@ -2165,7 +2165,7 @@
     <w:basedOn w:val="DefaultParagraphFont"/>
     <w:link w:val="IntenseQuote"/>
     <w:uiPriority w:val="30"/>
-    <w:rsid w:val="00FF63B6"/>
+    <w:rsid w:val="00E814B1"/>
     <w:rPr>
       <w:i/>
       <w:iCs/>
@@ -2177,7 +2177,7 @@
     <w:basedOn w:val="DefaultParagraphFont"/>
     <w:uiPriority w:val="32"/>
     <w:qFormat/>
-    <w:rsid w:val="00FF63B6"/>
+    <w:rsid w:val="00E814B1"/>
     <w:rPr>
       <w:b/>
       <w:bCs/>
